--- a/docs/Отчёт_Порог.docx
+++ b/docs/Отчёт_Порог.docx
@@ -327,7 +327,7 @@
     </w:p>
     <w:p>
       <w:r>
-        <w:t>На этапе локальной проверки все компоненты успешно собраны, а 64 автоматических теста пройдены. Испытания на реальных клиентских Windows 10/11, проверка поведения браузеров с Secure DNS и подпись программного кода выделены в отдельные условия приёмки. Компиляция Windows-кода на macOS не подменяет эти испытания.</w:t>
+        <w:t>Все компоненты успешно собраны, а 64 автоматических теста пройдены на macOS, Linux и Windows. На Windows runner дополнительно проверены установка службы, IPC, системный hosts, завершение собственного тестового процесса и восстановление сессий. Испытания на клиентских Windows 10/11, проверка браузеров с Secure DNS и подпись кода выделены в отдельные условия приёмки.</w:t>
       </w:r>
     </w:p>
     <w:p>
@@ -2431,7 +2431,7 @@
                 <w:b w:val="0"/>
                 <w:sz w:val="22"/>
               </w:rPr>
-              <w:t>Подготовлен автоматический сценарий установки и IPC</w:t>
+              <w:t>Установка, IPC и реальные механизмы блокировки проверены</w:t>
             </w:r>
           </w:p>
         </w:tc>
@@ -2458,7 +2458,7 @@
                 <w:b w:val="0"/>
                 <w:sz w:val="22"/>
               </w:rPr>
-              <w:t>Результат удалённого запуска фиксируется в протоколе</w:t>
+              <w:t>Windows runner не заменяет клиентскую приёмку</w:t>
             </w:r>
           </w:p>
         </w:tc>
@@ -2557,7 +2557,7 @@
     </w:p>
     <w:p>
       <w:r>
-        <w:t>GitHub Actions выполняет тесты ядра на Linux и Windows, затем собирает самостоятельный Windows-дистрибутив. Smoke-сценарий устанавливает настоящую службу, проверяет IPC и активацию расписания, временно добавляет безопасный домен porog-smoke.invalid, завершает собственный Porog.TestTarget.exe, проверяет восстановление после рестарта и очистку. Снимки UI и результаты сохраняются как артефакты. Релиз по тегу публикуется как предварительный.</w:t>
+        <w:t>GitHub Actions выполнил тесты ядра на Linux и Windows и собрал самостоятельный Windows-дистрибутив. Smoke-сценарий успешно установил настоящую службу, проверил IPC и активацию расписания, временно добавил безопасный домен porog-smoke.invalid, завершил собственный Porog.TestTarget.exe и подтвердил восстановление после рестарта и очистку. Снимки UI и результаты сохранены как артефакты; копия протокола находится в docs/evidence/windows. Публикация по тегу предусмотрена как предварительный релиз.</w:t>
       </w:r>
     </w:p>
     <w:p>
@@ -2643,7 +2643,7 @@
     </w:p>
     <w:p>
       <w:r>
-        <w:t>Подтверждённый локальный результат — успешная сборка всех компонентов и 64 пройденных теста. Готовность к распространению определяется дополнительной приёмкой Windows и проверкой неподписанного установочного пакета. Разделение реализации, проверок и известных ограничений позволяет передать проект для воспроизводимого испытания без завышенных обещаний защиты.</w:t>
+        <w:t>Подтверждены сборка всех компонентов, 64 теста ядра на трёх ОС и интеграция настоящей Windows-службы. Готовность к распространению определяется дополнительной приёмкой клиентских Windows 10/11 и проверкой неподписанного установочного пакета. Код, дистрибутив и протоколы позволяют воспроизвести проверенные сценарии и отдельно исследовать известные ограничения.</w:t>
       </w:r>
     </w:p>
     <w:p>
